--- a/新建 DOCX 文档.docx
+++ b/新建 DOCX 文档.docx
@@ -23,7 +23,7 @@
                     <pic:cNvPicPr/>
                   </pic:nvPicPr>
                   <pic:blipFill>
-                    <a:blip r:embed="rId4"/>
+                    <a:blip r:embed="rId6"/>
                     <a:stretch>
                       <a:fillRect/>
                     </a:stretch>
@@ -44,6 +44,105 @@
         </w:drawing>
       </w:r>
     </w:p>
+    <w:p>
+      <w:pPr>
+        <w:pStyle w:val="1"/>
+      </w:pPr>
+      <w:r>
+        <w:rPr>
+          <w:rFonts w:hint="eastAsia"/>
+        </w:rPr>
+        <w:t>华为云服务</w:t>
+      </w:r>
+    </w:p>
+    <w:p>
+      <w:r>
+        <w:rPr>
+          <w:noProof/>
+        </w:rPr>
+        <w:drawing>
+          <wp:inline distT="0" distB="0" distL="0" distR="0" wp14:anchorId="4F642CB7" wp14:editId="4AA71B52">
+            <wp:extent cx="5274310" cy="2120265"/>
+            <wp:effectExtent l="0" t="0" r="2540" b="0"/>
+            <wp:docPr id="1036612079" name="图片 1"/>
+            <wp:cNvGraphicFramePr>
+              <a:graphicFrameLocks xmlns:a="http://schemas.openxmlformats.org/drawingml/2006/main" noChangeAspect="1"/>
+            </wp:cNvGraphicFramePr>
+            <a:graphic xmlns:a="http://schemas.openxmlformats.org/drawingml/2006/main">
+              <a:graphicData uri="http://schemas.openxmlformats.org/drawingml/2006/picture">
+                <pic:pic xmlns:pic="http://schemas.openxmlformats.org/drawingml/2006/picture">
+                  <pic:nvPicPr>
+                    <pic:cNvPr id="1036612079" name=""/>
+                    <pic:cNvPicPr/>
+                  </pic:nvPicPr>
+                  <pic:blipFill>
+                    <a:blip r:embed="rId7"/>
+                    <a:stretch>
+                      <a:fillRect/>
+                    </a:stretch>
+                  </pic:blipFill>
+                  <pic:spPr>
+                    <a:xfrm>
+                      <a:off x="0" y="0"/>
+                      <a:ext cx="5274310" cy="2120265"/>
+                    </a:xfrm>
+                    <a:prstGeom prst="rect">
+                      <a:avLst/>
+                    </a:prstGeom>
+                  </pic:spPr>
+                </pic:pic>
+              </a:graphicData>
+            </a:graphic>
+          </wp:inline>
+        </w:drawing>
+      </w:r>
+      <w:r>
+        <w:rPr>
+          <w:noProof/>
+        </w:rPr>
+        <w:t xml:space="preserve"> </w:t>
+      </w:r>
+      <w:r>
+        <w:rPr>
+          <w:noProof/>
+        </w:rPr>
+        <w:drawing>
+          <wp:inline distT="0" distB="0" distL="0" distR="0" wp14:anchorId="500E660C" wp14:editId="555CC972">
+            <wp:extent cx="5274310" cy="2413000"/>
+            <wp:effectExtent l="0" t="0" r="2540" b="6350"/>
+            <wp:docPr id="598245971" name="图片 1"/>
+            <wp:cNvGraphicFramePr>
+              <a:graphicFrameLocks xmlns:a="http://schemas.openxmlformats.org/drawingml/2006/main" noChangeAspect="1"/>
+            </wp:cNvGraphicFramePr>
+            <a:graphic xmlns:a="http://schemas.openxmlformats.org/drawingml/2006/main">
+              <a:graphicData uri="http://schemas.openxmlformats.org/drawingml/2006/picture">
+                <pic:pic xmlns:pic="http://schemas.openxmlformats.org/drawingml/2006/picture">
+                  <pic:nvPicPr>
+                    <pic:cNvPr id="598245971" name=""/>
+                    <pic:cNvPicPr/>
+                  </pic:nvPicPr>
+                  <pic:blipFill>
+                    <a:blip r:embed="rId8"/>
+                    <a:stretch>
+                      <a:fillRect/>
+                    </a:stretch>
+                  </pic:blipFill>
+                  <pic:spPr>
+                    <a:xfrm>
+                      <a:off x="0" y="0"/>
+                      <a:ext cx="5274310" cy="2413000"/>
+                    </a:xfrm>
+                    <a:prstGeom prst="rect">
+                      <a:avLst/>
+                    </a:prstGeom>
+                  </pic:spPr>
+                </pic:pic>
+              </a:graphicData>
+            </a:graphic>
+          </wp:inline>
+        </w:drawing>
+      </w:r>
+    </w:p>
     <w:sectPr>
       <w:pgSz w:w="11906" w:h="16838"/>
       <w:pgMar w:top="1440" w:right="1800" w:bottom="1440" w:left="1800" w:header="851" w:footer="992" w:gutter="0"/>
@@ -52,6 +151,56 @@
     </w:sectPr>
   </w:body>
 </w:document>
+</file>
+
+<file path=word/endnotes.xml><?xml version="1.0" encoding="utf-8"?>
+<w:endnotes xmlns:wpc="http://schemas.microsoft.com/office/word/2010/wordprocessingCanvas" xmlns:cx="http://schemas.microsoft.com/office/drawing/2014/chartex" xmlns:cx1="http://schemas.microsoft.com/office/drawing/2015/9/8/chartex" xmlns:cx2="http://schemas.microsoft.com/office/drawing/2015/10/21/chartex" xmlns:cx3="http://schemas.microsoft.com/office/drawing/2016/5/9/chartex" xmlns:cx4="http://schemas.microsoft.com/office/drawing/2016/5/10/chartex" xmlns:cx5="http://schemas.microsoft.com/office/drawing/2016/5/11/chartex" xmlns:cx6="http://schemas.microsoft.com/office/drawing/2016/5/12/chartex" xmlns:cx7="http://schemas.microsoft.com/office/drawing/2016/5/13/chartex" xmlns:cx8="http://schemas.microsoft.com/office/drawing/2016/5/14/chartex" xmlns:mc="http://schemas.openxmlformats.org/markup-compatibility/2006" xmlns:aink="http://schemas.microsoft.com/office/drawing/2016/ink" xmlns:am3d="http://schemas.microsoft.com/office/drawing/2017/model3d" xmlns:o="urn:schemas-microsoft-com:office:office" xmlns:oel="http://schemas.microsoft.com/office/2019/extlst" xmlns:r="http://schemas.openxmlformats.org/officeDocument/2006/relationships" xmlns:m="http://schemas.openxmlformats.org/officeDocument/2006/math" xmlns:v="urn:schemas-microsoft-com:vml" xmlns:wp14="http://schemas.microsoft.com/office/word/2010/wordprocessingDrawing" xmlns:wp="http://schemas.openxmlformats.org/drawingml/2006/wordprocessingDrawing" xmlns:w10="urn:schemas-microsoft-com:office:word" xmlns:w="http://schemas.openxmlformats.org/wordprocessingml/2006/main" xmlns:w14="http://schemas.microsoft.com/office/word/2010/wordml" xmlns:w15="http://schemas.microsoft.com/office/word/2012/wordml" xmlns:w16cex="http://schemas.microsoft.com/office/word/2018/wordml/cex" xmlns:w16cid="http://schemas.microsoft.com/office/word/2016/wordml/cid" xmlns:w16="http://schemas.microsoft.com/office/word/2018/wordml" xmlns:w16du="http://schemas.microsoft.com/office/word/2023/wordml/word16du" xmlns:w16sdtdh="http://schemas.microsoft.com/office/word/2020/wordml/sdtdatahash" xmlns:w16sdtfl="http://schemas.microsoft.com/office/word/2024/wordml/sdtformatlock" xmlns:w16se="http://schemas.microsoft.com/office/word/2015/wordml/symex" xmlns:wpg="http://schemas.microsoft.com/office/word/2010/wordprocessingGroup" xmlns:wpi="http://schemas.microsoft.com/office/word/2010/wordprocessingInk" xmlns:wne="http://schemas.microsoft.com/office/word/2006/wordml" xmlns:wps="http://schemas.microsoft.com/office/word/2010/wordprocessingShape" mc:Ignorable="w14 w15 w16se w16cid w16 w16cex w16sdtdh w16sdtfl w16du wp14">
+  <w:endnote w:type="separator" w:id="-1">
+    <w:p>
+      <w:pPr>
+        <w:spacing w:after="0" w:line="240" w:lineRule="auto"/>
+      </w:pPr>
+      <w:r>
+        <w:separator/>
+      </w:r>
+    </w:p>
+  </w:endnote>
+  <w:endnote w:type="continuationSeparator" w:id="0">
+    <w:p>
+      <w:pPr>
+        <w:spacing w:after="0" w:line="240" w:lineRule="auto"/>
+      </w:pPr>
+      <w:r>
+        <w:continuationSeparator/>
+      </w:r>
+    </w:p>
+  </w:endnote>
+</w:endnotes>
+</file>
+
+<file path=word/footnotes.xml><?xml version="1.0" encoding="utf-8"?>
+<w:footnotes xmlns:wpc="http://schemas.microsoft.com/office/word/2010/wordprocessingCanvas" xmlns:cx="http://schemas.microsoft.com/office/drawing/2014/chartex" xmlns:cx1="http://schemas.microsoft.com/office/drawing/2015/9/8/chartex" xmlns:cx2="http://schemas.microsoft.com/office/drawing/2015/10/21/chartex" xmlns:cx3="http://schemas.microsoft.com/office/drawing/2016/5/9/chartex" xmlns:cx4="http://schemas.microsoft.com/office/drawing/2016/5/10/chartex" xmlns:cx5="http://schemas.microsoft.com/office/drawing/2016/5/11/chartex" xmlns:cx6="http://schemas.microsoft.com/office/drawing/2016/5/12/chartex" xmlns:cx7="http://schemas.microsoft.com/office/drawing/2016/5/13/chartex" xmlns:cx8="http://schemas.microsoft.com/office/drawing/2016/5/14/chartex" xmlns:mc="http://schemas.openxmlformats.org/markup-compatibility/2006" xmlns:aink="http://schemas.microsoft.com/office/drawing/2016/ink" xmlns:am3d="http://schemas.microsoft.com/office/drawing/2017/model3d" xmlns:o="urn:schemas-microsoft-com:office:office" xmlns:oel="http://schemas.microsoft.com/office/2019/extlst" xmlns:r="http://schemas.openxmlformats.org/officeDocument/2006/relationships" xmlns:m="http://schemas.openxmlformats.org/officeDocument/2006/math" xmlns:v="urn:schemas-microsoft-com:vml" xmlns:wp14="http://schemas.microsoft.com/office/word/2010/wordprocessingDrawing" xmlns:wp="http://schemas.openxmlformats.org/drawingml/2006/wordprocessingDrawing" xmlns:w10="urn:schemas-microsoft-com:office:word" xmlns:w="http://schemas.openxmlformats.org/wordprocessingml/2006/main" xmlns:w14="http://schemas.microsoft.com/office/word/2010/wordml" xmlns:w15="http://schemas.microsoft.com/office/word/2012/wordml" xmlns:w16cex="http://schemas.microsoft.com/office/word/2018/wordml/cex" xmlns:w16cid="http://schemas.microsoft.com/office/word/2016/wordml/cid" xmlns:w16="http://schemas.microsoft.com/office/word/2018/wordml" xmlns:w16du="http://schemas.microsoft.com/office/word/2023/wordml/word16du" xmlns:w16sdtdh="http://schemas.microsoft.com/office/word/2020/wordml/sdtdatahash" xmlns:w16sdtfl="http://schemas.microsoft.com/office/word/2024/wordml/sdtformatlock" xmlns:w16se="http://schemas.microsoft.com/office/word/2015/wordml/symex" xmlns:wpg="http://schemas.microsoft.com/office/word/2010/wordprocessingGroup" xmlns:wpi="http://schemas.microsoft.com/office/word/2010/wordprocessingInk" xmlns:wne="http://schemas.microsoft.com/office/word/2006/wordml" xmlns:wps="http://schemas.microsoft.com/office/word/2010/wordprocessingShape" mc:Ignorable="w14 w15 w16se w16cid w16 w16cex w16sdtdh w16sdtfl w16du wp14">
+  <w:footnote w:type="separator" w:id="-1">
+    <w:p>
+      <w:pPr>
+        <w:spacing w:after="0" w:line="240" w:lineRule="auto"/>
+      </w:pPr>
+      <w:r>
+        <w:separator/>
+      </w:r>
+    </w:p>
+  </w:footnote>
+  <w:footnote w:type="continuationSeparator" w:id="0">
+    <w:p>
+      <w:pPr>
+        <w:spacing w:after="0" w:line="240" w:lineRule="auto"/>
+      </w:pPr>
+      <w:r>
+        <w:continuationSeparator/>
+      </w:r>
+    </w:p>
+  </w:footnote>
+</w:footnotes>
 </file>
 
 <file path=word/styles.xml><?xml version="1.0" encoding="utf-8"?>
@@ -978,6 +1127,69 @@
       <w:spacing w:val="5"/>
     </w:rPr>
   </w:style>
+  <w:style w:type="paragraph" w:styleId="ae">
+    <w:name w:val="header"/>
+    <w:basedOn w:val="a"/>
+    <w:link w:val="af"/>
+    <w:uiPriority w:val="99"/>
+    <w:unhideWhenUsed/>
+    <w:rsid w:val="00B668F4"/>
+    <w:pPr>
+      <w:tabs>
+        <w:tab w:val="center" w:pos="4153"/>
+        <w:tab w:val="right" w:pos="8306"/>
+      </w:tabs>
+      <w:snapToGrid w:val="0"/>
+      <w:spacing w:line="240" w:lineRule="auto"/>
+      <w:jc w:val="center"/>
+    </w:pPr>
+    <w:rPr>
+      <w:sz w:val="18"/>
+      <w:szCs w:val="18"/>
+    </w:rPr>
+  </w:style>
+  <w:style w:type="character" w:customStyle="1" w:styleId="af">
+    <w:name w:val="页眉 字符"/>
+    <w:basedOn w:val="a0"/>
+    <w:link w:val="ae"/>
+    <w:uiPriority w:val="99"/>
+    <w:rsid w:val="00B668F4"/>
+    <w:rPr>
+      <w:sz w:val="18"/>
+      <w:szCs w:val="18"/>
+    </w:rPr>
+  </w:style>
+  <w:style w:type="paragraph" w:styleId="af0">
+    <w:name w:val="footer"/>
+    <w:basedOn w:val="a"/>
+    <w:link w:val="af1"/>
+    <w:uiPriority w:val="99"/>
+    <w:unhideWhenUsed/>
+    <w:rsid w:val="00B668F4"/>
+    <w:pPr>
+      <w:tabs>
+        <w:tab w:val="center" w:pos="4153"/>
+        <w:tab w:val="right" w:pos="8306"/>
+      </w:tabs>
+      <w:snapToGrid w:val="0"/>
+      <w:spacing w:line="240" w:lineRule="auto"/>
+    </w:pPr>
+    <w:rPr>
+      <w:sz w:val="18"/>
+      <w:szCs w:val="18"/>
+    </w:rPr>
+  </w:style>
+  <w:style w:type="character" w:customStyle="1" w:styleId="af1">
+    <w:name w:val="页脚 字符"/>
+    <w:basedOn w:val="a0"/>
+    <w:link w:val="af0"/>
+    <w:uiPriority w:val="99"/>
+    <w:rsid w:val="00B668F4"/>
+    <w:rPr>
+      <w:sz w:val="18"/>
+      <w:szCs w:val="18"/>
+    </w:rPr>
+  </w:style>
 </w:styles>
 </file>
 

--- a/新建 DOCX 文档.docx
+++ b/新建 DOCX 文档.docx
@@ -23,7 +23,7 @@
                     <pic:cNvPicPr/>
                   </pic:nvPicPr>
                   <pic:blipFill>
-                    <a:blip r:embed="rId6"/>
+                    <a:blip r:embed="rId7"/>
                     <a:stretch>
                       <a:fillRect/>
                     </a:stretch>
@@ -56,6 +56,11 @@
       </w:r>
     </w:p>
     <w:p>
+      <w:pPr>
+        <w:rPr>
+          <w:noProof/>
+        </w:rPr>
+      </w:pPr>
       <w:r>
         <w:rPr>
           <w:noProof/>
@@ -76,7 +81,7 @@
                     <pic:cNvPicPr/>
                   </pic:nvPicPr>
                   <pic:blipFill>
-                    <a:blip r:embed="rId7"/>
+                    <a:blip r:embed="rId8"/>
                     <a:stretch>
                       <a:fillRect/>
                     </a:stretch>
@@ -122,7 +127,7 @@
                     <pic:cNvPicPr/>
                   </pic:nvPicPr>
                   <pic:blipFill>
-                    <a:blip r:embed="rId8"/>
+                    <a:blip r:embed="rId9"/>
                     <a:stretch>
                       <a:fillRect/>
                     </a:stretch>
@@ -143,6 +148,1117 @@
         </w:drawing>
       </w:r>
     </w:p>
+    <w:p/>
+    <w:p>
+      <w:pPr>
+        <w:pStyle w:val="1"/>
+        <w:rPr>
+          <w:rFonts w:hint="eastAsia"/>
+        </w:rPr>
+      </w:pPr>
+      <w:r>
+        <w:lastRenderedPageBreak/>
+        <w:t>char payload[512];</w:t>
+      </w:r>
+      <w:r>
+        <w:rPr>
+          <w:rFonts w:hint="eastAsia"/>
+        </w:rPr>
+        <w:t>作为</w:t>
+      </w:r>
+      <w:proofErr w:type="spellStart"/>
+      <w:r>
+        <w:rPr>
+          <w:rFonts w:hint="eastAsia"/>
+        </w:rPr>
+        <w:t>esp_report</w:t>
+      </w:r>
+      <w:proofErr w:type="spellEnd"/>
+      <w:r>
+        <w:rPr>
+          <w:rFonts w:hint="eastAsia"/>
+        </w:rPr>
+        <w:t>函数的局部变量时，导致STM32C8T6</w:t>
+      </w:r>
+      <w:proofErr w:type="gramStart"/>
+      <w:r>
+        <w:rPr>
+          <w:rFonts w:hint="eastAsia"/>
+        </w:rPr>
+        <w:t>栈</w:t>
+      </w:r>
+      <w:proofErr w:type="gramEnd"/>
+      <w:r>
+        <w:rPr>
+          <w:rFonts w:hint="eastAsia"/>
+        </w:rPr>
+        <w:t>溢出，程序卡死。转化为全局变量之后，程序正常运行</w:t>
+      </w:r>
+      <w:r>
+        <w:br/>
+      </w:r>
+      <w:r>
+        <w:t>我再将char payload[512]移到外面变成全局变量的时候，发现串口可以循环打印数据了</w:t>
+      </w:r>
+      <w:r>
+        <w:br/>
+        <w:t>所以我现在的疑问是，char payload[512]当作局部变量时是存储在</w:t>
+      </w:r>
+      <w:proofErr w:type="gramStart"/>
+      <w:r>
+        <w:t>栈</w:t>
+      </w:r>
+      <w:proofErr w:type="gramEnd"/>
+      <w:r>
+        <w:t>中是吗??</w:t>
+      </w:r>
+      <w:r>
+        <w:br/>
+      </w:r>
+      <w:r>
+        <w:t>变成全局变量后是存储在堆中是吗??</w:t>
+      </w:r>
+      <w:r>
+        <w:br/>
+      </w:r>
+      <w:r>
+        <w:t>它们是处在SRAM中还是FLASH中??</w:t>
+      </w:r>
+    </w:p>
+    <w:p>
+      <w:r>
+        <w:rPr>
+          <w:noProof/>
+        </w:rPr>
+        <w:lastRenderedPageBreak/>
+        <w:drawing>
+          <wp:inline distT="0" distB="0" distL="0" distR="0" wp14:anchorId="3EE047C2" wp14:editId="39B69C2D">
+            <wp:extent cx="5274310" cy="2876550"/>
+            <wp:effectExtent l="0" t="0" r="2540" b="0"/>
+            <wp:docPr id="441313356" name="图片 1"/>
+            <wp:cNvGraphicFramePr>
+              <a:graphicFrameLocks xmlns:a="http://schemas.openxmlformats.org/drawingml/2006/main" noChangeAspect="1"/>
+            </wp:cNvGraphicFramePr>
+            <a:graphic xmlns:a="http://schemas.openxmlformats.org/drawingml/2006/main">
+              <a:graphicData uri="http://schemas.openxmlformats.org/drawingml/2006/picture">
+                <pic:pic xmlns:pic="http://schemas.openxmlformats.org/drawingml/2006/picture">
+                  <pic:nvPicPr>
+                    <pic:cNvPr id="441313356" name=""/>
+                    <pic:cNvPicPr/>
+                  </pic:nvPicPr>
+                  <pic:blipFill>
+                    <a:blip r:embed="rId10"/>
+                    <a:stretch>
+                      <a:fillRect/>
+                    </a:stretch>
+                  </pic:blipFill>
+                  <pic:spPr>
+                    <a:xfrm>
+                      <a:off x="0" y="0"/>
+                      <a:ext cx="5274310" cy="2876550"/>
+                    </a:xfrm>
+                    <a:prstGeom prst="rect">
+                      <a:avLst/>
+                    </a:prstGeom>
+                  </pic:spPr>
+                </pic:pic>
+              </a:graphicData>
+            </a:graphic>
+          </wp:inline>
+        </w:drawing>
+      </w:r>
+    </w:p>
+    <w:p>
+      <w:r>
+        <w:t>恭喜你！这说明我们之前的诊断完全正确，你的程序确实是因为**</w:t>
+      </w:r>
+      <w:proofErr w:type="gramStart"/>
+      <w:r>
+        <w:rPr>
+          <w:b/>
+          <w:bCs/>
+        </w:rPr>
+        <w:t>栈</w:t>
+      </w:r>
+      <w:proofErr w:type="gramEnd"/>
+      <w:r>
+        <w:rPr>
+          <w:b/>
+          <w:bCs/>
+        </w:rPr>
+        <w:t>溢出</w:t>
+      </w:r>
+      <w:r>
+        <w:t>（Stack Overflow）**而导致跑飞。</w:t>
+      </w:r>
+    </w:p>
+    <w:p>
+      <w:r>
+        <w:t>针对你的这三个关于单片机内存（Memory）的疑问，它们是非常核心且经典的嵌入式 C 语言问题。我来为你详细拆解：</w:t>
+      </w:r>
+    </w:p>
+    <w:p>
+      <w:r>
+        <w:pict w14:anchorId="3CE1CF8D">
+          <v:rect id="_x0000_i1049" style="width:0;height:1.5pt" o:hralign="center" o:hrstd="t" o:hr="t" fillcolor="#a0a0a0" stroked="f"/>
+        </w:pict>
+      </w:r>
+    </w:p>
+    <w:p>
+      <w:pPr>
+        <w:pStyle w:val="2"/>
+      </w:pPr>
+      <w:r>
+        <w:t>1. 当 payload 是局部变量时，是在“</w:t>
+      </w:r>
+      <w:proofErr w:type="gramStart"/>
+      <w:r>
+        <w:t>栈</w:t>
+      </w:r>
+      <w:proofErr w:type="gramEnd"/>
+      <w:r>
+        <w:t>（Stack）”中吗？</w:t>
+      </w:r>
+    </w:p>
+    <w:p>
+      <w:r>
+        <w:rPr>
+          <w:b/>
+          <w:bCs/>
+        </w:rPr>
+        <w:t>是的，完全正确。</w:t>
+      </w:r>
+      <w:r>
+        <w:br/>
+        <w:t>在 C 语言中，只要是在函数内部定义、且没有加 static 关键字的变量，都叫</w:t>
+      </w:r>
+      <w:r>
+        <w:rPr>
+          <w:b/>
+          <w:bCs/>
+        </w:rPr>
+        <w:t>局部变量</w:t>
+      </w:r>
+      <w:r>
+        <w:t>（自动变量）。它们在函数被调用时，动态地在**</w:t>
+      </w:r>
+      <w:proofErr w:type="gramStart"/>
+      <w:r>
+        <w:t>栈</w:t>
+      </w:r>
+      <w:proofErr w:type="gramEnd"/>
+      <w:r>
+        <w:t>（Stack）**中开辟空间，当函数执行完毕返回时，这部分空间就会被自动释放。</w:t>
+      </w:r>
+    </w:p>
+    <w:p>
+      <w:r>
+        <w:t xml:space="preserve">这就是为什么你之前定义了 512 字节，再加上函数调用的开销，直接把默认只有 </w:t>
+      </w:r>
+      <w:r>
+        <w:rPr>
+          <w:b/>
+          <w:bCs/>
+        </w:rPr>
+        <w:t xml:space="preserve">1KB </w:t>
+      </w:r>
+      <w:r>
+        <w:t>的</w:t>
+      </w:r>
+      <w:proofErr w:type="gramStart"/>
+      <w:r>
+        <w:t>栈</w:t>
+      </w:r>
+      <w:proofErr w:type="gramEnd"/>
+      <w:r>
+        <w:t>给撑爆了。</w:t>
+      </w:r>
+    </w:p>
+    <w:p>
+      <w:r>
+        <w:pict w14:anchorId="3DE4272B">
+          <v:rect id="_x0000_i1050" style="width:0;height:1.5pt" o:hralign="center" o:hrstd="t" o:hr="t" fillcolor="#a0a0a0" stroked="f"/>
+        </w:pict>
+      </w:r>
+    </w:p>
+    <w:p>
+      <w:pPr>
+        <w:pStyle w:val="2"/>
+      </w:pPr>
+      <w:r>
+        <w:t>2. 变成全局变量后，是存储在“堆（Heap）”中吗？</w:t>
+      </w:r>
+    </w:p>
+    <w:p>
+      <w:r>
+        <w:rPr>
+          <w:b/>
+          <w:bCs/>
+        </w:rPr>
+        <w:t>不是的。这是一个非常经典的误区。</w:t>
+      </w:r>
+      <w:r>
+        <w:br/>
+        <w:t>全局变量</w:t>
+      </w:r>
+      <w:r>
+        <w:rPr>
+          <w:b/>
+          <w:bCs/>
+        </w:rPr>
+        <w:t>既不在</w:t>
+      </w:r>
+      <w:proofErr w:type="gramStart"/>
+      <w:r>
+        <w:rPr>
+          <w:b/>
+          <w:bCs/>
+        </w:rPr>
+        <w:t>栈</w:t>
+      </w:r>
+      <w:proofErr w:type="gramEnd"/>
+      <w:r>
+        <w:rPr>
+          <w:b/>
+          <w:bCs/>
+        </w:rPr>
+        <w:t>里，也不在堆里</w:t>
+      </w:r>
+      <w:r>
+        <w:t>，而是存储在专属的**“</w:t>
+      </w:r>
+      <w:r>
+        <w:rPr>
+          <w:b/>
+          <w:bCs/>
+          <w:color w:val="EE0000"/>
+        </w:rPr>
+        <w:t>全局/静态存储区</w:t>
+      </w:r>
+      <w:r>
+        <w:t>”**。</w:t>
+      </w:r>
+    </w:p>
+    <w:p>
+      <w:pPr>
+        <w:numPr>
+          <w:ilvl w:val="0"/>
+          <w:numId w:val="1"/>
+        </w:numPr>
+      </w:pPr>
+      <w:r>
+        <w:rPr>
+          <w:b/>
+          <w:bCs/>
+        </w:rPr>
+        <w:lastRenderedPageBreak/>
+        <w:t>堆（Heap）：</w:t>
+      </w:r>
+      <w:r>
+        <w:t xml:space="preserve"> 只有当你显式地在代码里使用 malloc()、</w:t>
+      </w:r>
+      <w:proofErr w:type="spellStart"/>
+      <w:r>
+        <w:t>calloc</w:t>
+      </w:r>
+      <w:proofErr w:type="spellEnd"/>
+      <w:r>
+        <w:t>() 或者 C++ 的 new 来动态申请内存时，才会用到堆。堆的大小由程序员手动控制，用完必须用 free() 释放。</w:t>
+      </w:r>
+    </w:p>
+    <w:p>
+      <w:pPr>
+        <w:numPr>
+          <w:ilvl w:val="0"/>
+          <w:numId w:val="1"/>
+        </w:numPr>
+      </w:pPr>
+      <w:r>
+        <w:rPr>
+          <w:b/>
+          <w:bCs/>
+        </w:rPr>
+        <w:t>全局/静态区：</w:t>
+      </w:r>
+      <w:r>
+        <w:t xml:space="preserve"> 存放全局变量和用 static 修饰的变量。在程序一开始运行（启动文件运行）时就分配好了，</w:t>
+      </w:r>
+      <w:r>
+        <w:rPr>
+          <w:b/>
+          <w:bCs/>
+        </w:rPr>
+        <w:t>在整个程序运行期间，这部分内存永远被它们占用，绝不释放。</w:t>
+      </w:r>
+    </w:p>
+    <w:p>
+      <w:r>
+        <w:t xml:space="preserve">你的 payload 没有赋初值，它在编译后会被分类到全局区中的 </w:t>
+      </w:r>
+      <w:r>
+        <w:rPr>
+          <w:b/>
+          <w:bCs/>
+        </w:rPr>
+        <w:t>.</w:t>
+      </w:r>
+      <w:proofErr w:type="spellStart"/>
+      <w:r>
+        <w:rPr>
+          <w:b/>
+          <w:bCs/>
+        </w:rPr>
+        <w:t>bss</w:t>
+      </w:r>
+      <w:proofErr w:type="spellEnd"/>
+      <w:r>
+        <w:rPr>
+          <w:b/>
+          <w:bCs/>
+        </w:rPr>
+        <w:t xml:space="preserve"> 段</w:t>
+      </w:r>
+      <w:r>
+        <w:t>（未初始化数据段），在单片机上电时，启动代码会自动把这 512 字节全部清零。</w:t>
+      </w:r>
+    </w:p>
+    <w:p>
+      <w:r>
+        <w:pict w14:anchorId="74BF7961">
+          <v:rect id="_x0000_i1051" style="width:0;height:1.5pt" o:hralign="center" o:hrstd="t" o:hr="t" fillcolor="#a0a0a0" stroked="f"/>
+        </w:pict>
+      </w:r>
+    </w:p>
+    <w:p>
+      <w:pPr>
+        <w:pStyle w:val="2"/>
+      </w:pPr>
+      <w:r>
+        <w:t>3. 它们是处在 SRAM 中还是 FLASH 中？</w:t>
+      </w:r>
+    </w:p>
+    <w:p>
+      <w:proofErr w:type="gramStart"/>
+      <w:r>
+        <w:rPr>
+          <w:b/>
+          <w:bCs/>
+        </w:rPr>
+        <w:t>栈</w:t>
+      </w:r>
+      <w:proofErr w:type="gramEnd"/>
+      <w:r>
+        <w:rPr>
+          <w:b/>
+          <w:bCs/>
+        </w:rPr>
+        <w:t>、堆、全局变量，全都处在 SRAM（内存）中。</w:t>
+      </w:r>
+    </w:p>
+    <w:p>
+      <w:r>
+        <w:t>我们可以用一张图和表格，看清 STM32（以及绝大多数单片机）的内存分配：</w:t>
+      </w:r>
+    </w:p>
+    <w:tbl>
+      <w:tblPr>
+        <w:tblW w:w="0" w:type="auto"/>
+        <w:tblCellSpacing w:w="15" w:type="dxa"/>
+        <w:tblCellMar>
+          <w:top w:w="15" w:type="dxa"/>
+          <w:left w:w="15" w:type="dxa"/>
+          <w:bottom w:w="15" w:type="dxa"/>
+          <w:right w:w="15" w:type="dxa"/>
+        </w:tblCellMar>
+        <w:tblLook w:val="04A0" w:firstRow="1" w:lastRow="0" w:firstColumn="1" w:lastColumn="0" w:noHBand="0" w:noVBand="1"/>
+      </w:tblPr>
+      <w:tblGrid>
+        <w:gridCol w:w="1901"/>
+        <w:gridCol w:w="1093"/>
+        <w:gridCol w:w="3045"/>
+        <w:gridCol w:w="2267"/>
+      </w:tblGrid>
+      <w:tr>
+        <w:trPr>
+          <w:tblCellSpacing w:w="15" w:type="dxa"/>
+        </w:trPr>
+        <w:tc>
+          <w:tcPr>
+            <w:tcW w:w="0" w:type="auto"/>
+            <w:vAlign w:val="center"/>
+            <w:hideMark/>
+          </w:tcPr>
+          <w:p>
+            <w:r>
+              <w:t>内存区域</w:t>
+            </w:r>
+          </w:p>
+        </w:tc>
+        <w:tc>
+          <w:tcPr>
+            <w:tcW w:w="0" w:type="auto"/>
+            <w:vAlign w:val="center"/>
+            <w:hideMark/>
+          </w:tcPr>
+          <w:p>
+            <w:r>
+              <w:t>物理介质</w:t>
+            </w:r>
+          </w:p>
+        </w:tc>
+        <w:tc>
+          <w:tcPr>
+            <w:tcW w:w="0" w:type="auto"/>
+            <w:vAlign w:val="center"/>
+            <w:hideMark/>
+          </w:tcPr>
+          <w:p>
+            <w:r>
+              <w:t>存放什么内容</w:t>
+            </w:r>
+          </w:p>
+        </w:tc>
+        <w:tc>
+          <w:tcPr>
+            <w:tcW w:w="0" w:type="auto"/>
+            <w:vAlign w:val="center"/>
+            <w:hideMark/>
+          </w:tcPr>
+          <w:p>
+            <w:r>
+              <w:t>特点</w:t>
+            </w:r>
+          </w:p>
+        </w:tc>
+      </w:tr>
+      <w:tr>
+        <w:trPr>
+          <w:tblCellSpacing w:w="15" w:type="dxa"/>
+        </w:trPr>
+        <w:tc>
+          <w:tcPr>
+            <w:tcW w:w="0" w:type="auto"/>
+            <w:vAlign w:val="center"/>
+            <w:hideMark/>
+          </w:tcPr>
+          <w:p>
+            <w:r>
+              <w:rPr>
+                <w:b/>
+                <w:bCs/>
+              </w:rPr>
+              <w:t>代码区 (.text)</w:t>
+            </w:r>
+          </w:p>
+        </w:tc>
+        <w:tc>
+          <w:tcPr>
+            <w:tcW w:w="0" w:type="auto"/>
+            <w:vAlign w:val="center"/>
+            <w:hideMark/>
+          </w:tcPr>
+          <w:p>
+            <w:r>
+              <w:rPr>
+                <w:b/>
+                <w:bCs/>
+              </w:rPr>
+              <w:t>FLASH</w:t>
+            </w:r>
+            <w:r>
+              <w:t xml:space="preserve"> (硬盘)</w:t>
+            </w:r>
+          </w:p>
+        </w:tc>
+        <w:tc>
+          <w:tcPr>
+            <w:tcW w:w="0" w:type="auto"/>
+            <w:vAlign w:val="center"/>
+            <w:hideMark/>
+          </w:tcPr>
+          <w:p>
+            <w:r>
+              <w:t>烧录进去的程序代码（指令）。</w:t>
+            </w:r>
+          </w:p>
+        </w:tc>
+        <w:tc>
+          <w:tcPr>
+            <w:tcW w:w="0" w:type="auto"/>
+            <w:vAlign w:val="center"/>
+            <w:hideMark/>
+          </w:tcPr>
+          <w:p>
+            <w:r>
+              <w:t>只读，掉电不丢失。</w:t>
+            </w:r>
+          </w:p>
+        </w:tc>
+      </w:tr>
+      <w:tr>
+        <w:trPr>
+          <w:tblCellSpacing w:w="15" w:type="dxa"/>
+        </w:trPr>
+        <w:tc>
+          <w:tcPr>
+            <w:tcW w:w="0" w:type="auto"/>
+            <w:vAlign w:val="center"/>
+            <w:hideMark/>
+          </w:tcPr>
+          <w:p>
+            <w:r>
+              <w:rPr>
+                <w:b/>
+                <w:bCs/>
+              </w:rPr>
+              <w:t>常量区 (.</w:t>
+            </w:r>
+            <w:proofErr w:type="spellStart"/>
+            <w:r>
+              <w:rPr>
+                <w:b/>
+                <w:bCs/>
+              </w:rPr>
+              <w:t>rodata</w:t>
+            </w:r>
+            <w:proofErr w:type="spellEnd"/>
+            <w:r>
+              <w:rPr>
+                <w:b/>
+                <w:bCs/>
+              </w:rPr>
+              <w:t>)</w:t>
+            </w:r>
+          </w:p>
+        </w:tc>
+        <w:tc>
+          <w:tcPr>
+            <w:tcW w:w="0" w:type="auto"/>
+            <w:vAlign w:val="center"/>
+            <w:hideMark/>
+          </w:tcPr>
+          <w:p>
+            <w:r>
+              <w:rPr>
+                <w:b/>
+                <w:bCs/>
+              </w:rPr>
+              <w:t>FLASH</w:t>
+            </w:r>
+            <w:r>
+              <w:t xml:space="preserve"> (硬盘)</w:t>
+            </w:r>
+          </w:p>
+        </w:tc>
+        <w:tc>
+          <w:tcPr>
+            <w:tcW w:w="0" w:type="auto"/>
+            <w:vAlign w:val="center"/>
+            <w:hideMark/>
+          </w:tcPr>
+          <w:p>
+            <w:r>
+              <w:t>比如 const int a = 10; 或 "hello" 字符串。</w:t>
+            </w:r>
+          </w:p>
+        </w:tc>
+        <w:tc>
+          <w:tcPr>
+            <w:tcW w:w="0" w:type="auto"/>
+            <w:vAlign w:val="center"/>
+            <w:hideMark/>
+          </w:tcPr>
+          <w:p>
+            <w:r>
+              <w:rPr>
+                <w:b/>
+                <w:bCs/>
+              </w:rPr>
+              <w:t>只读</w:t>
+            </w:r>
+            <w:r>
+              <w:t>，掉电不丢失。</w:t>
+            </w:r>
+          </w:p>
+        </w:tc>
+      </w:tr>
+      <w:tr>
+        <w:trPr>
+          <w:tblCellSpacing w:w="15" w:type="dxa"/>
+        </w:trPr>
+        <w:tc>
+          <w:tcPr>
+            <w:tcW w:w="0" w:type="auto"/>
+            <w:vAlign w:val="center"/>
+            <w:hideMark/>
+          </w:tcPr>
+          <w:p>
+            <w:r>
+              <w:rPr>
+                <w:b/>
+                <w:bCs/>
+              </w:rPr>
+              <w:t>全局变量区 (.data / .</w:t>
+            </w:r>
+            <w:proofErr w:type="spellStart"/>
+            <w:r>
+              <w:rPr>
+                <w:b/>
+                <w:bCs/>
+              </w:rPr>
+              <w:t>bss</w:t>
+            </w:r>
+            <w:proofErr w:type="spellEnd"/>
+            <w:r>
+              <w:rPr>
+                <w:b/>
+                <w:bCs/>
+              </w:rPr>
+              <w:t>)</w:t>
+            </w:r>
+          </w:p>
+        </w:tc>
+        <w:tc>
+          <w:tcPr>
+            <w:tcW w:w="0" w:type="auto"/>
+            <w:vAlign w:val="center"/>
+            <w:hideMark/>
+          </w:tcPr>
+          <w:p>
+            <w:r>
+              <w:rPr>
+                <w:b/>
+                <w:bCs/>
+              </w:rPr>
+              <w:t>SRAM</w:t>
+            </w:r>
+            <w:r>
+              <w:t xml:space="preserve"> (内存)</w:t>
+            </w:r>
+          </w:p>
+        </w:tc>
+        <w:tc>
+          <w:tcPr>
+            <w:tcW w:w="0" w:type="auto"/>
+            <w:vAlign w:val="center"/>
+            <w:hideMark/>
+          </w:tcPr>
+          <w:p>
+            <w:r>
+              <w:t>所有的</w:t>
+            </w:r>
+            <w:r>
+              <w:rPr>
+                <w:b/>
+                <w:bCs/>
+              </w:rPr>
+              <w:t>全局变量</w:t>
+            </w:r>
+            <w:r>
+              <w:t>、</w:t>
+            </w:r>
+            <w:r>
+              <w:rPr>
+                <w:b/>
+                <w:bCs/>
+              </w:rPr>
+              <w:t>static 静态变量</w:t>
+            </w:r>
+            <w:r>
+              <w:t>。</w:t>
+            </w:r>
+          </w:p>
+        </w:tc>
+        <w:tc>
+          <w:tcPr>
+            <w:tcW w:w="0" w:type="auto"/>
+            <w:vAlign w:val="center"/>
+            <w:hideMark/>
+          </w:tcPr>
+          <w:p>
+            <w:r>
+              <w:t>可读可写，掉电丢失。</w:t>
+            </w:r>
+          </w:p>
+        </w:tc>
+      </w:tr>
+      <w:tr>
+        <w:trPr>
+          <w:tblCellSpacing w:w="15" w:type="dxa"/>
+        </w:trPr>
+        <w:tc>
+          <w:tcPr>
+            <w:tcW w:w="0" w:type="auto"/>
+            <w:vAlign w:val="center"/>
+            <w:hideMark/>
+          </w:tcPr>
+          <w:p>
+            <w:r>
+              <w:rPr>
+                <w:b/>
+                <w:bCs/>
+              </w:rPr>
+              <w:t>堆 (Heap)</w:t>
+            </w:r>
+          </w:p>
+        </w:tc>
+        <w:tc>
+          <w:tcPr>
+            <w:tcW w:w="0" w:type="auto"/>
+            <w:vAlign w:val="center"/>
+            <w:hideMark/>
+          </w:tcPr>
+          <w:p>
+            <w:r>
+              <w:rPr>
+                <w:b/>
+                <w:bCs/>
+              </w:rPr>
+              <w:t>SRAM</w:t>
+            </w:r>
+            <w:r>
+              <w:t xml:space="preserve"> (内存)</w:t>
+            </w:r>
+          </w:p>
+        </w:tc>
+        <w:tc>
+          <w:tcPr>
+            <w:tcW w:w="0" w:type="auto"/>
+            <w:vAlign w:val="center"/>
+            <w:hideMark/>
+          </w:tcPr>
+          <w:p>
+            <w:r>
+              <w:t>malloc() 申请的</w:t>
+            </w:r>
+            <w:r>
+              <w:rPr>
+                <w:b/>
+                <w:bCs/>
+              </w:rPr>
+              <w:t>动态内存</w:t>
+            </w:r>
+            <w:r>
+              <w:t>。</w:t>
+            </w:r>
+          </w:p>
+        </w:tc>
+        <w:tc>
+          <w:tcPr>
+            <w:tcW w:w="0" w:type="auto"/>
+            <w:vAlign w:val="center"/>
+            <w:hideMark/>
+          </w:tcPr>
+          <w:p>
+            <w:r>
+              <w:t>可读可写，掉电丢失。</w:t>
+            </w:r>
+          </w:p>
+        </w:tc>
+      </w:tr>
+      <w:tr>
+        <w:trPr>
+          <w:tblCellSpacing w:w="15" w:type="dxa"/>
+        </w:trPr>
+        <w:tc>
+          <w:tcPr>
+            <w:tcW w:w="0" w:type="auto"/>
+            <w:vAlign w:val="center"/>
+            <w:hideMark/>
+          </w:tcPr>
+          <w:p>
+            <w:proofErr w:type="gramStart"/>
+            <w:r>
+              <w:rPr>
+                <w:b/>
+                <w:bCs/>
+              </w:rPr>
+              <w:t>栈</w:t>
+            </w:r>
+            <w:proofErr w:type="gramEnd"/>
+            <w:r>
+              <w:rPr>
+                <w:b/>
+                <w:bCs/>
+              </w:rPr>
+              <w:t xml:space="preserve"> (Stack)</w:t>
+            </w:r>
+          </w:p>
+        </w:tc>
+        <w:tc>
+          <w:tcPr>
+            <w:tcW w:w="0" w:type="auto"/>
+            <w:vAlign w:val="center"/>
+            <w:hideMark/>
+          </w:tcPr>
+          <w:p>
+            <w:r>
+              <w:rPr>
+                <w:b/>
+                <w:bCs/>
+              </w:rPr>
+              <w:t>SRAM</w:t>
+            </w:r>
+            <w:r>
+              <w:t xml:space="preserve"> (内存)</w:t>
+            </w:r>
+          </w:p>
+        </w:tc>
+        <w:tc>
+          <w:tcPr>
+            <w:tcW w:w="0" w:type="auto"/>
+            <w:vAlign w:val="center"/>
+            <w:hideMark/>
+          </w:tcPr>
+          <w:p>
+            <w:r>
+              <w:rPr>
+                <w:b/>
+                <w:bCs/>
+              </w:rPr>
+              <w:t>局部变量</w:t>
+            </w:r>
+            <w:r>
+              <w:t>、函数调用的返回地址、中断现场。</w:t>
+            </w:r>
+          </w:p>
+        </w:tc>
+        <w:tc>
+          <w:tcPr>
+            <w:tcW w:w="0" w:type="auto"/>
+            <w:vAlign w:val="center"/>
+            <w:hideMark/>
+          </w:tcPr>
+          <w:p>
+            <w:r>
+              <w:t>可读可写，掉电丢失，速度极快。</w:t>
+            </w:r>
+          </w:p>
+        </w:tc>
+      </w:tr>
+    </w:tbl>
+    <w:p>
+      <w:pPr>
+        <w:pStyle w:val="2"/>
+      </w:pPr>
+      <w:r>
+        <w:t>为什么必须在 SRAM 中？</w:t>
+      </w:r>
+    </w:p>
+    <w:p>
+      <w:r>
+        <w:t xml:space="preserve">因为 </w:t>
+      </w:r>
+      <w:r>
+        <w:rPr>
+          <w:b/>
+          <w:bCs/>
+        </w:rPr>
+        <w:t>FLASH</w:t>
+      </w:r>
+      <w:r>
+        <w:t xml:space="preserve"> 是只读的（Read-Only），单片机在正常运行程序时，无法直接像写内存一样去修改 FLASH 里的数据。</w:t>
+      </w:r>
+      <w:r>
+        <w:br/>
+        <w:t xml:space="preserve">而你的 payload 是要被 </w:t>
+      </w:r>
+      <w:proofErr w:type="spellStart"/>
+      <w:r>
+        <w:t>sprintf</w:t>
+      </w:r>
+      <w:proofErr w:type="spellEnd"/>
+      <w:r>
+        <w:t xml:space="preserve"> 不断地改写（填入温度、湿度等），它必须具有“可写”的属性，因此它</w:t>
+      </w:r>
+      <w:r>
+        <w:rPr>
+          <w:b/>
+          <w:bCs/>
+        </w:rPr>
+        <w:t>必须处在 SRAM 中</w:t>
+      </w:r>
+      <w:r>
+        <w:t>。</w:t>
+      </w:r>
+    </w:p>
+    <w:p>
+      <w:r>
+        <w:pict w14:anchorId="70A0797E">
+          <v:rect id="_x0000_i1052" style="width:0;height:1.5pt" o:hralign="center" o:hrstd="t" o:hr="t" fillcolor="#a0a0a0" stroked="f"/>
+        </w:pict>
+      </w:r>
+    </w:p>
+    <w:p>
+      <w:pPr>
+        <w:pStyle w:val="2"/>
+      </w:pPr>
+      <w:r>
+        <w:rPr>
+          <w:rFonts w:ascii="Segoe UI Emoji" w:hAnsi="Segoe UI Emoji" w:cs="Segoe UI Emoji"/>
+        </w:rPr>
+        <w:lastRenderedPageBreak/>
+        <w:t>💡</w:t>
+      </w:r>
+      <w:r>
+        <w:t xml:space="preserve"> 总结你这次的 Bug 本质：</w:t>
+      </w:r>
+    </w:p>
+    <w:p>
+      <w:pPr>
+        <w:numPr>
+          <w:ilvl w:val="0"/>
+          <w:numId w:val="2"/>
+        </w:numPr>
+      </w:pPr>
+      <w:r>
+        <w:rPr>
+          <w:b/>
+          <w:bCs/>
+        </w:rPr>
+        <w:t>修改前（局部变量）：</w:t>
+      </w:r>
+    </w:p>
+    <w:p>
+      <w:pPr>
+        <w:numPr>
+          <w:ilvl w:val="1"/>
+          <w:numId w:val="2"/>
+        </w:numPr>
+      </w:pPr>
+      <w:r>
+        <w:t xml:space="preserve">你把原本应该细水长流、反复使用的 512 字节大数组，硬塞进了空间极其狭小的 </w:t>
+      </w:r>
+      <w:r>
+        <w:rPr>
+          <w:b/>
+          <w:bCs/>
+        </w:rPr>
+        <w:t xml:space="preserve">SRAM </w:t>
+      </w:r>
+      <w:proofErr w:type="gramStart"/>
+      <w:r>
+        <w:rPr>
+          <w:b/>
+          <w:bCs/>
+        </w:rPr>
+        <w:t>栈</w:t>
+      </w:r>
+      <w:proofErr w:type="gramEnd"/>
+      <w:r>
+        <w:rPr>
+          <w:b/>
+          <w:bCs/>
+        </w:rPr>
+        <w:t>区</w:t>
+      </w:r>
+      <w:r>
+        <w:t>（默认 1KB），导致</w:t>
+      </w:r>
+      <w:proofErr w:type="gramStart"/>
+      <w:r>
+        <w:t>栈</w:t>
+      </w:r>
+      <w:proofErr w:type="gramEnd"/>
+      <w:r>
+        <w:t>区决堤，淹没了相邻的程序代码指针，程序死机。</w:t>
+      </w:r>
+    </w:p>
+    <w:p>
+      <w:pPr>
+        <w:numPr>
+          <w:ilvl w:val="0"/>
+          <w:numId w:val="2"/>
+        </w:numPr>
+      </w:pPr>
+      <w:r>
+        <w:rPr>
+          <w:b/>
+          <w:bCs/>
+        </w:rPr>
+        <w:t>修改后（全局变量）：</w:t>
+      </w:r>
+    </w:p>
+    <w:p>
+      <w:pPr>
+        <w:numPr>
+          <w:ilvl w:val="1"/>
+          <w:numId w:val="2"/>
+        </w:numPr>
+      </w:pPr>
+      <w:r>
+        <w:t xml:space="preserve">你把 512 字节挪到了 </w:t>
+      </w:r>
+      <w:r>
+        <w:rPr>
+          <w:b/>
+          <w:bCs/>
+        </w:rPr>
+        <w:t>SRAM 的 .</w:t>
+      </w:r>
+      <w:proofErr w:type="spellStart"/>
+      <w:r>
+        <w:rPr>
+          <w:b/>
+          <w:bCs/>
+        </w:rPr>
+        <w:t>bss</w:t>
+      </w:r>
+      <w:proofErr w:type="spellEnd"/>
+      <w:r>
+        <w:rPr>
+          <w:b/>
+          <w:bCs/>
+        </w:rPr>
+        <w:t xml:space="preserve"> 段</w:t>
+      </w:r>
+      <w:r>
+        <w:t>（全局区）。对于 STM32F103 来说，SRAM 总共有 20KB，分出 512 字节给全局变量毫无压力，</w:t>
+      </w:r>
+      <w:proofErr w:type="gramStart"/>
+      <w:r>
+        <w:t>栈</w:t>
+      </w:r>
+      <w:proofErr w:type="gramEnd"/>
+      <w:r>
+        <w:t>区也不再拥挤，因此程序欢快地跑了起来。</w:t>
+      </w:r>
+    </w:p>
+    <w:p>
+      <w:r>
+        <w:t>这种将大数组（比如串口接收缓存、JSON 拼接缓存）定义为全局变量的做法，在资源紧张的嵌入式开发中是</w:t>
+      </w:r>
+      <w:r>
+        <w:rPr>
+          <w:b/>
+          <w:bCs/>
+        </w:rPr>
+        <w:t>非常标准且推荐</w:t>
+      </w:r>
+      <w:r>
+        <w:t>的做法！</w:t>
+      </w:r>
+    </w:p>
+    <w:p>
+      <w:r>
+        <w:t>现在你的 STM32 已经可以欢快地吐出 JSON 数据了，你可以尝试把 STM32 的 TX 接到 ESP32-S3 的 RX 上，</w:t>
+      </w:r>
+      <w:proofErr w:type="gramStart"/>
+      <w:r>
+        <w:t>看看华</w:t>
+      </w:r>
+      <w:proofErr w:type="gramEnd"/>
+      <w:r>
+        <w:t>为云上能不能收到传感器的数据了！</w:t>
+      </w:r>
+    </w:p>
+    <w:p>
+      <w:pPr>
+        <w:rPr>
+          <w:rFonts w:hint="eastAsia"/>
+        </w:rPr>
+      </w:pPr>
+    </w:p>
     <w:sectPr>
       <w:pgSz w:w="11906" w:h="16838"/>
       <w:pgMar w:top="1440" w:right="1800" w:bottom="1440" w:left="1800" w:header="851" w:footer="992" w:gutter="0"/>
@@ -201,6 +1317,283 @@
     </w:p>
   </w:footnote>
 </w:footnotes>
+</file>
+
+<file path=word/numbering.xml><?xml version="1.0" encoding="utf-8"?>
+<w:numbering xmlns:wpc="http://schemas.microsoft.com/office/word/2010/wordprocessingCanvas" xmlns:cx="http://schemas.microsoft.com/office/drawing/2014/chartex" xmlns:cx1="http://schemas.microsoft.com/office/drawing/2015/9/8/chartex" xmlns:cx2="http://schemas.microsoft.com/office/drawing/2015/10/21/chartex" xmlns:cx3="http://schemas.microsoft.com/office/drawing/2016/5/9/chartex" xmlns:cx4="http://schemas.microsoft.com/office/drawing/2016/5/10/chartex" xmlns:cx5="http://schemas.microsoft.com/office/drawing/2016/5/11/chartex" xmlns:cx6="http://schemas.microsoft.com/office/drawing/2016/5/12/chartex" xmlns:cx7="http://schemas.microsoft.com/office/drawing/2016/5/13/chartex" xmlns:cx8="http://schemas.microsoft.com/office/drawing/2016/5/14/chartex" xmlns:mc="http://schemas.openxmlformats.org/markup-compatibility/2006" xmlns:aink="http://schemas.microsoft.com/office/drawing/2016/ink" xmlns:am3d="http://schemas.microsoft.com/office/drawing/2017/model3d" xmlns:o="urn:schemas-microsoft-com:office:office" xmlns:oel="http://schemas.microsoft.com/office/2019/extlst" xmlns:r="http://schemas.openxmlformats.org/officeDocument/2006/relationships" xmlns:m="http://schemas.openxmlformats.org/officeDocument/2006/math" xmlns:v="urn:schemas-microsoft-com:vml" xmlns:wp14="http://schemas.microsoft.com/office/word/2010/wordprocessingDrawing" xmlns:wp="http://schemas.openxmlformats.org/drawingml/2006/wordprocessingDrawing" xmlns:w10="urn:schemas-microsoft-com:office:word" xmlns:w="http://schemas.openxmlformats.org/wordprocessingml/2006/main" xmlns:w14="http://schemas.microsoft.com/office/word/2010/wordml" xmlns:w15="http://schemas.microsoft.com/office/word/2012/wordml" xmlns:w16cex="http://schemas.microsoft.com/office/word/2018/wordml/cex" xmlns:w16cid="http://schemas.microsoft.com/office/word/2016/wordml/cid" xmlns:w16="http://schemas.microsoft.com/office/word/2018/wordml" xmlns:w16du="http://schemas.microsoft.com/office/word/2023/wordml/word16du" xmlns:w16sdtdh="http://schemas.microsoft.com/office/word/2020/wordml/sdtdatahash" xmlns:w16sdtfl="http://schemas.microsoft.com/office/word/2024/wordml/sdtformatlock" xmlns:w16se="http://schemas.microsoft.com/office/word/2015/wordml/symex" xmlns:wpg="http://schemas.microsoft.com/office/word/2010/wordprocessingGroup" xmlns:wpi="http://schemas.microsoft.com/office/word/2010/wordprocessingInk" xmlns:wne="http://schemas.microsoft.com/office/word/2006/wordml" xmlns:wps="http://schemas.microsoft.com/office/word/2010/wordprocessingShape" mc:Ignorable="w14 w15 w16se w16cid w16 w16cex w16sdtdh w16sdtfl w16du wp14">
+  <w:abstractNum w:abstractNumId="0" w15:restartNumberingAfterBreak="0">
+    <w:nsid w:val="533854BD"/>
+    <w:multiLevelType w:val="multilevel"/>
+    <w:tmpl w:val="50C89A60"/>
+    <w:lvl w:ilvl="0">
+      <w:start w:val="1"/>
+      <w:numFmt w:val="bullet"/>
+      <w:lvlText w:val=""/>
+      <w:lvlJc w:val="left"/>
+      <w:pPr>
+        <w:tabs>
+          <w:tab w:val="num" w:pos="720"/>
+        </w:tabs>
+        <w:ind w:left="720" w:hanging="360"/>
+      </w:pPr>
+      <w:rPr>
+        <w:rFonts w:ascii="Symbol" w:hAnsi="Symbol" w:hint="default"/>
+        <w:sz w:val="20"/>
+      </w:rPr>
+    </w:lvl>
+    <w:lvl w:ilvl="1" w:tentative="1">
+      <w:start w:val="1"/>
+      <w:numFmt w:val="bullet"/>
+      <w:lvlText w:val="o"/>
+      <w:lvlJc w:val="left"/>
+      <w:pPr>
+        <w:tabs>
+          <w:tab w:val="num" w:pos="1440"/>
+        </w:tabs>
+        <w:ind w:left="1440" w:hanging="360"/>
+      </w:pPr>
+      <w:rPr>
+        <w:rFonts w:ascii="Courier New" w:hAnsi="Courier New" w:hint="default"/>
+        <w:sz w:val="20"/>
+      </w:rPr>
+    </w:lvl>
+    <w:lvl w:ilvl="2" w:tentative="1">
+      <w:start w:val="1"/>
+      <w:numFmt w:val="bullet"/>
+      <w:lvlText w:val=""/>
+      <w:lvlJc w:val="left"/>
+      <w:pPr>
+        <w:tabs>
+          <w:tab w:val="num" w:pos="2160"/>
+        </w:tabs>
+        <w:ind w:left="2160" w:hanging="360"/>
+      </w:pPr>
+      <w:rPr>
+        <w:rFonts w:ascii="Wingdings" w:hAnsi="Wingdings" w:hint="default"/>
+        <w:sz w:val="20"/>
+      </w:rPr>
+    </w:lvl>
+    <w:lvl w:ilvl="3" w:tentative="1">
+      <w:start w:val="1"/>
+      <w:numFmt w:val="bullet"/>
+      <w:lvlText w:val=""/>
+      <w:lvlJc w:val="left"/>
+      <w:pPr>
+        <w:tabs>
+          <w:tab w:val="num" w:pos="2880"/>
+        </w:tabs>
+        <w:ind w:left="2880" w:hanging="360"/>
+      </w:pPr>
+      <w:rPr>
+        <w:rFonts w:ascii="Wingdings" w:hAnsi="Wingdings" w:hint="default"/>
+        <w:sz w:val="20"/>
+      </w:rPr>
+    </w:lvl>
+    <w:lvl w:ilvl="4" w:tentative="1">
+      <w:start w:val="1"/>
+      <w:numFmt w:val="bullet"/>
+      <w:lvlText w:val=""/>
+      <w:lvlJc w:val="left"/>
+      <w:pPr>
+        <w:tabs>
+          <w:tab w:val="num" w:pos="3600"/>
+        </w:tabs>
+        <w:ind w:left="3600" w:hanging="360"/>
+      </w:pPr>
+      <w:rPr>
+        <w:rFonts w:ascii="Wingdings" w:hAnsi="Wingdings" w:hint="default"/>
+        <w:sz w:val="20"/>
+      </w:rPr>
+    </w:lvl>
+    <w:lvl w:ilvl="5" w:tentative="1">
+      <w:start w:val="1"/>
+      <w:numFmt w:val="bullet"/>
+      <w:lvlText w:val=""/>
+      <w:lvlJc w:val="left"/>
+      <w:pPr>
+        <w:tabs>
+          <w:tab w:val="num" w:pos="4320"/>
+        </w:tabs>
+        <w:ind w:left="4320" w:hanging="360"/>
+      </w:pPr>
+      <w:rPr>
+        <w:rFonts w:ascii="Wingdings" w:hAnsi="Wingdings" w:hint="default"/>
+        <w:sz w:val="20"/>
+      </w:rPr>
+    </w:lvl>
+    <w:lvl w:ilvl="6" w:tentative="1">
+      <w:start w:val="1"/>
+      <w:numFmt w:val="bullet"/>
+      <w:lvlText w:val=""/>
+      <w:lvlJc w:val="left"/>
+      <w:pPr>
+        <w:tabs>
+          <w:tab w:val="num" w:pos="5040"/>
+        </w:tabs>
+        <w:ind w:left="5040" w:hanging="360"/>
+      </w:pPr>
+      <w:rPr>
+        <w:rFonts w:ascii="Wingdings" w:hAnsi="Wingdings" w:hint="default"/>
+        <w:sz w:val="20"/>
+      </w:rPr>
+    </w:lvl>
+    <w:lvl w:ilvl="7" w:tentative="1">
+      <w:start w:val="1"/>
+      <w:numFmt w:val="bullet"/>
+      <w:lvlText w:val=""/>
+      <w:lvlJc w:val="left"/>
+      <w:pPr>
+        <w:tabs>
+          <w:tab w:val="num" w:pos="5760"/>
+        </w:tabs>
+        <w:ind w:left="5760" w:hanging="360"/>
+      </w:pPr>
+      <w:rPr>
+        <w:rFonts w:ascii="Wingdings" w:hAnsi="Wingdings" w:hint="default"/>
+        <w:sz w:val="20"/>
+      </w:rPr>
+    </w:lvl>
+    <w:lvl w:ilvl="8" w:tentative="1">
+      <w:start w:val="1"/>
+      <w:numFmt w:val="bullet"/>
+      <w:lvlText w:val=""/>
+      <w:lvlJc w:val="left"/>
+      <w:pPr>
+        <w:tabs>
+          <w:tab w:val="num" w:pos="6480"/>
+        </w:tabs>
+        <w:ind w:left="6480" w:hanging="360"/>
+      </w:pPr>
+      <w:rPr>
+        <w:rFonts w:ascii="Wingdings" w:hAnsi="Wingdings" w:hint="default"/>
+        <w:sz w:val="20"/>
+      </w:rPr>
+    </w:lvl>
+  </w:abstractNum>
+  <w:abstractNum w:abstractNumId="1" w15:restartNumberingAfterBreak="0">
+    <w:nsid w:val="55EC17EF"/>
+    <w:multiLevelType w:val="multilevel"/>
+    <w:tmpl w:val="A422442C"/>
+    <w:lvl w:ilvl="0">
+      <w:start w:val="1"/>
+      <w:numFmt w:val="decimal"/>
+      <w:lvlText w:val="%1."/>
+      <w:lvlJc w:val="left"/>
+      <w:pPr>
+        <w:tabs>
+          <w:tab w:val="num" w:pos="720"/>
+        </w:tabs>
+        <w:ind w:left="720" w:hanging="360"/>
+      </w:pPr>
+    </w:lvl>
+    <w:lvl w:ilvl="1">
+      <w:start w:val="1"/>
+      <w:numFmt w:val="bullet"/>
+      <w:lvlText w:val="o"/>
+      <w:lvlJc w:val="left"/>
+      <w:pPr>
+        <w:tabs>
+          <w:tab w:val="num" w:pos="1440"/>
+        </w:tabs>
+        <w:ind w:left="1440" w:hanging="360"/>
+      </w:pPr>
+      <w:rPr>
+        <w:rFonts w:ascii="Courier New" w:hAnsi="Courier New" w:hint="default"/>
+        <w:sz w:val="20"/>
+      </w:rPr>
+    </w:lvl>
+    <w:lvl w:ilvl="2" w:tentative="1">
+      <w:start w:val="1"/>
+      <w:numFmt w:val="decimal"/>
+      <w:lvlText w:val="%3."/>
+      <w:lvlJc w:val="left"/>
+      <w:pPr>
+        <w:tabs>
+          <w:tab w:val="num" w:pos="2160"/>
+        </w:tabs>
+        <w:ind w:left="2160" w:hanging="360"/>
+      </w:pPr>
+    </w:lvl>
+    <w:lvl w:ilvl="3" w:tentative="1">
+      <w:start w:val="1"/>
+      <w:numFmt w:val="decimal"/>
+      <w:lvlText w:val="%4."/>
+      <w:lvlJc w:val="left"/>
+      <w:pPr>
+        <w:tabs>
+          <w:tab w:val="num" w:pos="2880"/>
+        </w:tabs>
+        <w:ind w:left="2880" w:hanging="360"/>
+      </w:pPr>
+    </w:lvl>
+    <w:lvl w:ilvl="4" w:tentative="1">
+      <w:start w:val="1"/>
+      <w:numFmt w:val="decimal"/>
+      <w:lvlText w:val="%5."/>
+      <w:lvlJc w:val="left"/>
+      <w:pPr>
+        <w:tabs>
+          <w:tab w:val="num" w:pos="3600"/>
+        </w:tabs>
+        <w:ind w:left="3600" w:hanging="360"/>
+      </w:pPr>
+    </w:lvl>
+    <w:lvl w:ilvl="5" w:tentative="1">
+      <w:start w:val="1"/>
+      <w:numFmt w:val="decimal"/>
+      <w:lvlText w:val="%6."/>
+      <w:lvlJc w:val="left"/>
+      <w:pPr>
+        <w:tabs>
+          <w:tab w:val="num" w:pos="4320"/>
+        </w:tabs>
+        <w:ind w:left="4320" w:hanging="360"/>
+      </w:pPr>
+    </w:lvl>
+    <w:lvl w:ilvl="6" w:tentative="1">
+      <w:start w:val="1"/>
+      <w:numFmt w:val="decimal"/>
+      <w:lvlText w:val="%7."/>
+      <w:lvlJc w:val="left"/>
+      <w:pPr>
+        <w:tabs>
+          <w:tab w:val="num" w:pos="5040"/>
+        </w:tabs>
+        <w:ind w:left="5040" w:hanging="360"/>
+      </w:pPr>
+    </w:lvl>
+    <w:lvl w:ilvl="7" w:tentative="1">
+      <w:start w:val="1"/>
+      <w:numFmt w:val="decimal"/>
+      <w:lvlText w:val="%8."/>
+      <w:lvlJc w:val="left"/>
+      <w:pPr>
+        <w:tabs>
+          <w:tab w:val="num" w:pos="5760"/>
+        </w:tabs>
+        <w:ind w:left="5760" w:hanging="360"/>
+      </w:pPr>
+    </w:lvl>
+    <w:lvl w:ilvl="8" w:tentative="1">
+      <w:start w:val="1"/>
+      <w:numFmt w:val="decimal"/>
+      <w:lvlText w:val="%9."/>
+      <w:lvlJc w:val="left"/>
+      <w:pPr>
+        <w:tabs>
+          <w:tab w:val="num" w:pos="6480"/>
+        </w:tabs>
+        <w:ind w:left="6480" w:hanging="360"/>
+      </w:pPr>
+    </w:lvl>
+  </w:abstractNum>
+  <w:num w:numId="1" w16cid:durableId="1773548948">
+    <w:abstractNumId w:val="0"/>
+  </w:num>
+  <w:num w:numId="2" w16cid:durableId="1614434549">
+    <w:abstractNumId w:val="1"/>
+  </w:num>
+</w:numbering>
 </file>
 
 <file path=word/styles.xml><?xml version="1.0" encoding="utf-8"?>
@@ -634,7 +2027,6 @@
     <w:next w:val="a"/>
     <w:link w:val="20"/>
     <w:uiPriority w:val="9"/>
-    <w:semiHidden/>
     <w:unhideWhenUsed/>
     <w:qFormat/>
     <w:rsid w:val="00E3122E"/>
@@ -810,7 +2202,6 @@
   <w:style w:type="character" w:default="1" w:styleId="a0">
     <w:name w:val="Default Paragraph Font"/>
     <w:uiPriority w:val="1"/>
-    <w:semiHidden/>
     <w:unhideWhenUsed/>
   </w:style>
   <w:style w:type="table" w:default="1" w:styleId="a1">
@@ -852,7 +2243,6 @@
     <w:basedOn w:val="a0"/>
     <w:link w:val="2"/>
     <w:uiPriority w:val="9"/>
-    <w:semiHidden/>
     <w:rsid w:val="00E3122E"/>
     <w:rPr>
       <w:rFonts w:asciiTheme="majorHAnsi" w:eastAsiaTheme="majorEastAsia" w:hAnsiTheme="majorHAnsi" w:cstheme="majorBidi"/>
